--- a/projects/valuepickr-open-screen/docs/Sudeep Pharma.docx
+++ b/projects/valuepickr-open-screen/docs/Sudeep Pharma.docx
@@ -259,7 +259,7 @@
         <w:spacing w:after="120" w:before="280"/>
       </w:pPr>
       <w:r>
-        <w:t xml:space="preserve">Ishmohit-Lens Checks (value chain · earnings quality · growth trajectory · management)</w:t>
+        <w:t xml:space="preserve">Guidance &amp; Expectation Gap</w:t>
       </w:r>
     </w:p>
     <w:p>
@@ -274,7 +274,7 @@
           <w:sz w:val="18"/>
           <w:szCs w:val="18"/>
         </w:rPr>
-        <w:t xml:space="preserve">Extra checks drawn from @ishmohit1 / SOIC methodology (playbook/ishmohit-soic-style.md): where the company sits in its value chain and what the supply side is doing, whether a margin/PAT inflection is structural or a cyclical peak, the rate-of-change of growth vs. what the multiple demands, and management quality as a positive attribute.</w:t>
+        <w:t xml:space="preserve">Management guidance decoded into commitments, graded on the expectation → action → operational → commercial → financial ladder, then compared to what the current price appears to assume. Method: playbook/guidance-and-expectation-gap.md.</w:t>
       </w:r>
     </w:p>
     <w:p>
@@ -288,7 +288,7 @@
           <w:sz w:val="20"/>
           <w:szCs w:val="20"/>
         </w:rPr>
-        <w:t xml:space="preserve">Value chain &amp; supply side:</w:t>
+        <w:t xml:space="preserve">Market expectation vs. our path:</w:t>
       </w:r>
     </w:p>
     <w:tbl>
@@ -319,125 +319,287 @@
                 <w:b/>
                 <w:bCs/>
               </w:rPr>
-              <w:t xml:space="preserve">Theme</w:t>
-            </w:r>
-          </w:p>
-        </w:tc>
-        <w:tc>
-          <w:tcPr>
-            <w:tcW w:type="dxa" w:w="5800"/>
-          </w:tcPr>
-          <w:p>
-            <w:r>
-              <w:t xml:space="preserve">Specialty mineral excipients / functional ingredients (pharma, food, nutrition); phosphate chemistry</w:t>
-            </w:r>
-          </w:p>
-        </w:tc>
-      </w:tr>
-      <w:tr>
-        <w:tc>
-          <w:tcPr>
-            <w:tcW w:type="dxa" w:w="3200"/>
-            <w:shd w:fill="F2F2F2" w:val="clear"/>
-          </w:tcPr>
-          <w:p>
-            <w:r>
-              <w:rPr>
-                <w:b/>
-                <w:bCs/>
-              </w:rPr>
-              <w:t xml:space="preserve">This company's position</w:t>
-            </w:r>
-          </w:p>
-        </w:tc>
-        <w:tc>
-          <w:tcPr>
-            <w:tcW w:type="dxa" w:w="5800"/>
-          </w:tcPr>
-          <w:p>
-            <w:r>
-              <w:t xml:space="preserve">Specialty producer with formulation IP and regulatory registrations — price-maker in niches, not a commodity converter</w:t>
-            </w:r>
-          </w:p>
-        </w:tc>
-      </w:tr>
-      <w:tr>
-        <w:tc>
-          <w:tcPr>
-            <w:tcW w:type="dxa" w:w="3200"/>
-            <w:shd w:fill="F2F2F2" w:val="clear"/>
-          </w:tcPr>
-          <w:p>
-            <w:r>
-              <w:rPr>
-                <w:b/>
-                <w:bCs/>
-              </w:rPr>
-              <w:t xml:space="preserve">Bottleneck node (pricing power)</w:t>
-            </w:r>
-          </w:p>
-        </w:tc>
-        <w:tc>
-          <w:tcPr>
-            <w:tcW w:type="dxa" w:w="5800"/>
-          </w:tcPr>
-          <w:p>
-            <w:r>
-              <w:t xml:space="preserve">Regulatory-registered specialty capacity + application know-how (directly-compressible mineral salts)</w:t>
-            </w:r>
-          </w:p>
-        </w:tc>
-      </w:tr>
-      <w:tr>
-        <w:tc>
-          <w:tcPr>
-            <w:tcW w:type="dxa" w:w="3200"/>
-            <w:shd w:fill="F2F2F2" w:val="clear"/>
-          </w:tcPr>
-          <w:p>
-            <w:r>
-              <w:rPr>
-                <w:b/>
-                <w:bCs/>
-              </w:rPr>
-              <w:t xml:space="preserve">Supply-side status</w:t>
-            </w:r>
-          </w:p>
-        </w:tc>
-        <w:tc>
-          <w:tcPr>
-            <w:tcW w:type="dxa" w:w="5800"/>
-          </w:tcPr>
-          <w:p>
-            <w:r>
-              <w:t xml:space="preserve">balanced</w:t>
-            </w:r>
-          </w:p>
-        </w:tc>
-      </w:tr>
-      <w:tr>
-        <w:tc>
-          <w:tcPr>
-            <w:tcW w:type="dxa" w:w="3200"/>
-            <w:shd w:fill="F2F2F2" w:val="clear"/>
-          </w:tcPr>
-          <w:p>
-            <w:r>
-              <w:rPr>
-                <w:b/>
-                <w:bCs/>
-              </w:rPr>
-              <w:t xml:space="preserve">Adjacent-node peers</w:t>
-            </w:r>
-          </w:p>
-        </w:tc>
-        <w:tc>
-          <w:tcPr>
-            <w:tcW w:type="dxa" w:w="5800"/>
-          </w:tcPr>
-          <w:p>
-            <w:r>
-              <w:t xml:space="preserve">Ami Organics, Anupam Rasayan, Tatva Chintan, global excipient majors (DFE, Roquette)</w:t>
+              <w:t xml:space="preserve">As of</w:t>
+            </w:r>
+          </w:p>
+        </w:tc>
+        <w:tc>
+          <w:tcPr>
+            <w:tcW w:type="dxa" w:w="5800"/>
+          </w:tcPr>
+          <w:p>
+            <w:r>
+              <w:t xml:space="preserve">2026-09-09</w:t>
+            </w:r>
+          </w:p>
+        </w:tc>
+      </w:tr>
+      <w:tr>
+        <w:tc>
+          <w:tcPr>
+            <w:tcW w:type="dxa" w:w="3200"/>
+            <w:shd w:fill="F2F2F2" w:val="clear"/>
+          </w:tcPr>
+          <w:p>
+            <w:r>
+              <w:rPr>
+                <w:b/>
+                <w:bCs/>
+              </w:rPr>
+              <w:t xml:space="preserve">Price / multiple</w:t>
+            </w:r>
+          </w:p>
+        </w:tc>
+        <w:tc>
+          <w:tcPr>
+            <w:tcW w:type="dxa" w:w="5800"/>
+          </w:tcPr>
+          <w:p>
+            <w:r>
+              <w:t xml:space="preserve">79.1x P/E</w:t>
+            </w:r>
+          </w:p>
+        </w:tc>
+      </w:tr>
+      <w:tr>
+        <w:tc>
+          <w:tcPr>
+            <w:tcW w:type="dxa" w:w="3200"/>
+            <w:shd w:fill="F2F2F2" w:val="clear"/>
+          </w:tcPr>
+          <w:p>
+            <w:r>
+              <w:rPr>
+                <w:b/>
+                <w:bCs/>
+              </w:rPr>
+              <w:t xml:space="preserve">Right valuation lens</w:t>
+            </w:r>
+          </w:p>
+        </w:tc>
+        <w:tc>
+          <w:tcPr>
+            <w:tcW w:type="dxa" w:w="5800"/>
+          </w:tcPr>
+          <w:p>
+            <w:r>
+              <w:t xml:space="preserve">P/E</w:t>
+            </w:r>
+          </w:p>
+        </w:tc>
+      </w:tr>
+      <w:tr>
+        <w:tc>
+          <w:tcPr>
+            <w:tcW w:type="dxa" w:w="3200"/>
+            <w:shd w:fill="F2F2F2" w:val="clear"/>
+          </w:tcPr>
+          <w:p>
+            <w:r>
+              <w:rPr>
+                <w:b/>
+                <w:bCs/>
+              </w:rPr>
+              <w:t xml:space="preserve">Price implies</w:t>
+            </w:r>
+          </w:p>
+        </w:tc>
+        <w:tc>
+          <w:tcPr>
+            <w:tcW w:type="dxa" w:w="5800"/>
+          </w:tcPr>
+          <w:p>
+            <w:r>
+              <w:t xml:space="preserve">~35-40% EPS CAGR FY26-28 needed to justify ~79x today against a ~28-30x high-quality-franchise exit</w:t>
+            </w:r>
+          </w:p>
+        </w:tc>
+      </w:tr>
+      <w:tr>
+        <w:tc>
+          <w:tcPr>
+            <w:tcW w:type="dxa" w:w="3200"/>
+            <w:shd w:fill="F2F2F2" w:val="clear"/>
+          </w:tcPr>
+          <w:p>
+            <w:r>
+              <w:rPr>
+                <w:b/>
+                <w:bCs/>
+              </w:rPr>
+              <w:t xml:space="preserve">Our FY27</w:t>
+            </w:r>
+          </w:p>
+        </w:tc>
+        <w:tc>
+          <w:tcPr>
+            <w:tcW w:type="dxa" w:w="5800"/>
+          </w:tcPr>
+          <w:p>
+            <w:r>
+              <w:t xml:space="preserve">~25-30% revenue (base case, ex battery-materials optionality), OPM ~34-35%, PAT +20-25%</w:t>
+            </w:r>
+          </w:p>
+        </w:tc>
+      </w:tr>
+      <w:tr>
+        <w:tc>
+          <w:tcPr>
+            <w:tcW w:type="dxa" w:w="3200"/>
+            <w:shd w:fill="F2F2F2" w:val="clear"/>
+          </w:tcPr>
+          <w:p>
+            <w:r>
+              <w:rPr>
+                <w:b/>
+                <w:bCs/>
+              </w:rPr>
+              <w:t xml:space="preserve">Our FY28</w:t>
+            </w:r>
+          </w:p>
+        </w:tc>
+        <w:tc>
+          <w:tcPr>
+            <w:tcW w:type="dxa" w:w="5800"/>
+          </w:tcPr>
+          <w:p>
+            <w:r>
+              <w:t xml:space="preserve">second leg only if the phosphate/battery-materials option converts; otherwise ~20% growth</w:t>
+            </w:r>
+          </w:p>
+        </w:tc>
+      </w:tr>
+      <w:tr>
+        <w:tc>
+          <w:tcPr>
+            <w:tcW w:type="dxa" w:w="3200"/>
+            <w:shd w:fill="F2F2F2" w:val="clear"/>
+          </w:tcPr>
+          <w:p>
+            <w:r>
+              <w:rPr>
+                <w:b/>
+                <w:bCs/>
+              </w:rPr>
+              <w:t xml:space="preserve">Gap direction</w:t>
+            </w:r>
+          </w:p>
+        </w:tc>
+        <w:tc>
+          <w:tcPr>
+            <w:tcW w:type="dxa" w:w="5800"/>
+          </w:tcPr>
+          <w:p>
+            <w:r>
+              <w:t xml:space="preserve">over-optimistic</w:t>
+            </w:r>
+          </w:p>
+        </w:tc>
+      </w:tr>
+      <w:tr>
+        <w:tc>
+          <w:tcPr>
+            <w:tcW w:type="dxa" w:w="3200"/>
+            <w:shd w:fill="F2F2F2" w:val="clear"/>
+          </w:tcPr>
+          <w:p>
+            <w:r>
+              <w:rPr>
+                <w:b/>
+                <w:bCs/>
+              </w:rPr>
+              <w:t xml:space="preserve">Gap type</w:t>
+            </w:r>
+          </w:p>
+        </w:tc>
+        <w:tc>
+          <w:tcPr>
+            <w:tcW w:type="dxa" w:w="5800"/>
+          </w:tcPr>
+          <w:p>
+            <w:r>
+              <w:t xml:space="preserve">new_business</w:t>
+            </w:r>
+          </w:p>
+        </w:tc>
+      </w:tr>
+      <w:tr>
+        <w:tc>
+          <w:tcPr>
+            <w:tcW w:type="dxa" w:w="3200"/>
+            <w:shd w:fill="F2F2F2" w:val="clear"/>
+          </w:tcPr>
+          <w:p>
+            <w:r>
+              <w:rPr>
+                <w:b/>
+                <w:bCs/>
+              </w:rPr>
+              <w:t xml:space="preserve">Gap magnitude</w:t>
+            </w:r>
+          </w:p>
+        </w:tc>
+        <w:tc>
+          <w:tcPr>
+            <w:tcW w:type="dxa" w:w="5800"/>
+          </w:tcPr>
+          <w:p>
+            <w:r>
+              <w:t xml:space="preserve">-20% (our FY28 PAT vs implied)</w:t>
+            </w:r>
+          </w:p>
+        </w:tc>
+      </w:tr>
+      <w:tr>
+        <w:tc>
+          <w:tcPr>
+            <w:tcW w:type="dxa" w:w="3200"/>
+            <w:shd w:fill="F2F2F2" w:val="clear"/>
+          </w:tcPr>
+          <w:p>
+            <w:r>
+              <w:rPr>
+                <w:b/>
+                <w:bCs/>
+              </w:rPr>
+              <w:t xml:space="preserve">Gap basis</w:t>
+            </w:r>
+          </w:p>
+        </w:tc>
+        <w:tc>
+          <w:tcPr>
+            <w:tcW w:type="dxa" w:w="5800"/>
+          </w:tcPr>
+          <w:p>
+            <w:r>
+              <w:t xml:space="preserve">~79x embeds years of high-20s/30s compounding; the base excipient franchise is tracking mid-20s growth with contracting margins. Battery-materials optionality is a call option, not in numbers.</w:t>
+            </w:r>
+          </w:p>
+        </w:tc>
+      </w:tr>
+      <w:tr>
+        <w:tc>
+          <w:tcPr>
+            <w:tcW w:type="dxa" w:w="3200"/>
+            <w:shd w:fill="F2F2F2" w:val="clear"/>
+          </w:tcPr>
+          <w:p>
+            <w:r>
+              <w:rPr>
+                <w:b/>
+                <w:bCs/>
+              </w:rPr>
+              <w:t xml:space="preserve">Evidence quality</w:t>
+            </w:r>
+          </w:p>
+        </w:tc>
+        <w:tc>
+          <w:tcPr>
+            <w:tcW w:type="dxa" w:w="5800"/>
+          </w:tcPr>
+          <w:p>
+            <w:r>
+              <w:t xml:space="preserve">weak</w:t>
             </w:r>
           </w:p>
         </w:tc>
@@ -449,11 +611,443 @@
       </w:pPr>
       <w:r>
         <w:rPr>
+          <w:i/>
+          <w:iCs/>
+          <w:color w:val="666666"/>
+          <w:sz w:val="16"/>
+          <w:szCs w:val="16"/>
+        </w:rPr>
+        <w:t xml:space="preserve">no broker consensus; implied path is a reverse-P/E estimate + screener.in forward figures + VP thread view</w:t>
+      </w:r>
+    </w:p>
+    <w:p>
+      <w:pPr>
+        <w:pStyle w:val="Heading1"/>
+        <w:spacing w:after="120" w:before="280"/>
+      </w:pPr>
+      <w:r>
+        <w:t xml:space="preserve">Ishmohit-Lens Checks (value chain · earnings quality · growth trajectory · management · quality metrics · track record · global-signal check)</w:t>
+      </w:r>
+    </w:p>
+    <w:p>
+      <w:pPr>
+        <w:spacing w:after="120"/>
+      </w:pPr>
+      <w:r>
+        <w:rPr>
+          <w:i/>
+          <w:iCs/>
           <w:color w:val="666666"/>
           <w:sz w:val="18"/>
           <w:szCs w:val="18"/>
         </w:rPr>
+        <w:t xml:space="preserve">Extra checks drawn from @ishmohit1 / SOIC methodology (playbook/ishmohit-soic-style.md): where the company sits in its value chain and what the supply side is doing, whether a margin/PAT inflection is structural or a cyclical peak, the rate-of-change of growth vs. what the multiple demands, and management quality as a positive attribute.</w:t>
+      </w:r>
+    </w:p>
+    <w:p>
+      <w:pPr>
+        <w:spacing w:after="120"/>
+      </w:pPr>
+      <w:r>
+        <w:rPr>
+          <w:b/>
+          <w:bCs/>
+          <w:sz w:val="20"/>
+          <w:szCs w:val="20"/>
+        </w:rPr>
+        <w:t xml:space="preserve">Value chain &amp; supply side:</w:t>
+      </w:r>
+    </w:p>
+    <w:tbl>
+      <w:tblPr>
+        <w:tblW w:type="dxa" w:w="9000"/>
+        <w:tblBorders>
+          <w:top w:val="single" w:color="auto" w:sz="4"/>
+          <w:left w:val="single" w:color="auto" w:sz="4"/>
+          <w:bottom w:val="single" w:color="auto" w:sz="4"/>
+          <w:right w:val="single" w:color="auto" w:sz="4"/>
+          <w:insideH w:val="single" w:color="auto" w:sz="4"/>
+          <w:insideV w:val="single" w:color="auto" w:sz="4"/>
+        </w:tblBorders>
+      </w:tblPr>
+      <w:tblGrid>
+        <w:gridCol w:w="3200"/>
+        <w:gridCol w:w="5800"/>
+      </w:tblGrid>
+      <w:tr>
+        <w:tc>
+          <w:tcPr>
+            <w:tcW w:type="dxa" w:w="3200"/>
+            <w:shd w:fill="F2F2F2" w:val="clear"/>
+          </w:tcPr>
+          <w:p>
+            <w:r>
+              <w:rPr>
+                <w:b/>
+                <w:bCs/>
+              </w:rPr>
+              <w:t xml:space="preserve">Theme</w:t>
+            </w:r>
+          </w:p>
+        </w:tc>
+        <w:tc>
+          <w:tcPr>
+            <w:tcW w:type="dxa" w:w="5800"/>
+          </w:tcPr>
+          <w:p>
+            <w:r>
+              <w:t xml:space="preserve">Specialty mineral excipients / functional ingredients (pharma, food, nutrition); phosphate chemistry</w:t>
+            </w:r>
+          </w:p>
+        </w:tc>
+      </w:tr>
+      <w:tr>
+        <w:tc>
+          <w:tcPr>
+            <w:tcW w:type="dxa" w:w="3200"/>
+            <w:shd w:fill="F2F2F2" w:val="clear"/>
+          </w:tcPr>
+          <w:p>
+            <w:r>
+              <w:rPr>
+                <w:b/>
+                <w:bCs/>
+              </w:rPr>
+              <w:t xml:space="preserve">This company's position</w:t>
+            </w:r>
+          </w:p>
+        </w:tc>
+        <w:tc>
+          <w:tcPr>
+            <w:tcW w:type="dxa" w:w="5800"/>
+          </w:tcPr>
+          <w:p>
+            <w:r>
+              <w:t xml:space="preserve">Specialty producer with formulation IP and regulatory registrations — price-maker in niches, not a commodity converter</w:t>
+            </w:r>
+          </w:p>
+        </w:tc>
+      </w:tr>
+      <w:tr>
+        <w:tc>
+          <w:tcPr>
+            <w:tcW w:type="dxa" w:w="3200"/>
+            <w:shd w:fill="F2F2F2" w:val="clear"/>
+          </w:tcPr>
+          <w:p>
+            <w:r>
+              <w:rPr>
+                <w:b/>
+                <w:bCs/>
+              </w:rPr>
+              <w:t xml:space="preserve">Bottleneck node (pricing power)</w:t>
+            </w:r>
+          </w:p>
+        </w:tc>
+        <w:tc>
+          <w:tcPr>
+            <w:tcW w:type="dxa" w:w="5800"/>
+          </w:tcPr>
+          <w:p>
+            <w:r>
+              <w:t xml:space="preserve">Regulatory-registered specialty capacity + application know-how (directly-compressible mineral salts)</w:t>
+            </w:r>
+          </w:p>
+        </w:tc>
+      </w:tr>
+      <w:tr>
+        <w:tc>
+          <w:tcPr>
+            <w:tcW w:type="dxa" w:w="3200"/>
+            <w:shd w:fill="F2F2F2" w:val="clear"/>
+          </w:tcPr>
+          <w:p>
+            <w:r>
+              <w:rPr>
+                <w:b/>
+                <w:bCs/>
+              </w:rPr>
+              <w:t xml:space="preserve">Supply-side status</w:t>
+            </w:r>
+          </w:p>
+        </w:tc>
+        <w:tc>
+          <w:tcPr>
+            <w:tcW w:type="dxa" w:w="5800"/>
+          </w:tcPr>
+          <w:p>
+            <w:r>
+              <w:t xml:space="preserve">balanced</w:t>
+            </w:r>
+          </w:p>
+        </w:tc>
+      </w:tr>
+      <w:tr>
+        <w:tc>
+          <w:tcPr>
+            <w:tcW w:type="dxa" w:w="3200"/>
+            <w:shd w:fill="F2F2F2" w:val="clear"/>
+          </w:tcPr>
+          <w:p>
+            <w:r>
+              <w:rPr>
+                <w:b/>
+                <w:bCs/>
+              </w:rPr>
+              <w:t xml:space="preserve">Adjacent-node peers</w:t>
+            </w:r>
+          </w:p>
+        </w:tc>
+        <w:tc>
+          <w:tcPr>
+            <w:tcW w:type="dxa" w:w="5800"/>
+          </w:tcPr>
+          <w:p>
+            <w:r>
+              <w:t xml:space="preserve">Ami Organics, Anupam Rasayan, Tatva Chintan, global excipient majors (DFE, Roquette)</w:t>
+            </w:r>
+          </w:p>
+        </w:tc>
+      </w:tr>
+    </w:tbl>
+    <w:p>
+      <w:pPr>
+        <w:spacing w:after="120"/>
+      </w:pPr>
+      <w:r>
+        <w:rPr>
+          <w:color w:val="666666"/>
+          <w:sz w:val="18"/>
+          <w:szCs w:val="18"/>
+        </w:rPr>
         <w:t xml:space="preserve">Battery-materials adjacency would move it into a phosphate-precursor value chain where the bottleneck is cost vs Chinese LFP supply — a very different game from excipients.</w:t>
+      </w:r>
+    </w:p>
+    <w:p>
+      <w:pPr>
+        <w:spacing w:after="120"/>
+      </w:pPr>
+      <w:r>
+        <w:rPr>
+          <w:b/>
+          <w:bCs/>
+          <w:sz w:val="20"/>
+          <w:szCs w:val="20"/>
+        </w:rPr>
+        <w:t xml:space="preserve">Quality metrics (ROCE · debt · FCF · margin · capex):</w:t>
+      </w:r>
+    </w:p>
+    <w:tbl>
+      <w:tblPr>
+        <w:tblW w:type="dxa" w:w="9000"/>
+        <w:tblBorders>
+          <w:top w:val="single" w:color="auto" w:sz="4"/>
+          <w:left w:val="single" w:color="auto" w:sz="4"/>
+          <w:bottom w:val="single" w:color="auto" w:sz="4"/>
+          <w:right w:val="single" w:color="auto" w:sz="4"/>
+          <w:insideH w:val="single" w:color="auto" w:sz="4"/>
+          <w:insideV w:val="single" w:color="auto" w:sz="4"/>
+        </w:tblBorders>
+      </w:tblPr>
+      <w:tblGrid>
+        <w:gridCol w:w="3200"/>
+        <w:gridCol w:w="5800"/>
+      </w:tblGrid>
+      <w:tr>
+        <w:tc>
+          <w:tcPr>
+            <w:tcW w:type="dxa" w:w="3200"/>
+            <w:shd w:fill="F2F2F2" w:val="clear"/>
+          </w:tcPr>
+          <w:p>
+            <w:r>
+              <w:rPr>
+                <w:b/>
+                <w:bCs/>
+              </w:rPr>
+              <w:t xml:space="preserve">Assessment</w:t>
+            </w:r>
+          </w:p>
+        </w:tc>
+        <w:tc>
+          <w:tcPr>
+            <w:tcW w:type="dxa" w:w="5800"/>
+          </w:tcPr>
+          <w:p>
+            <w:r>
+              <w:t xml:space="preserve">positive</w:t>
+            </w:r>
+          </w:p>
+        </w:tc>
+      </w:tr>
+      <w:tr>
+        <w:tc>
+          <w:tcPr>
+            <w:tcW w:type="dxa" w:w="3200"/>
+            <w:shd w:fill="F2F2F2" w:val="clear"/>
+          </w:tcPr>
+          <w:p>
+            <w:r>
+              <w:rPr>
+                <w:b/>
+                <w:bCs/>
+              </w:rPr>
+              <w:t xml:space="preserve">ROCE</w:t>
+            </w:r>
+          </w:p>
+        </w:tc>
+        <w:tc>
+          <w:tcPr>
+            <w:tcW w:type="dxa" w:w="5800"/>
+          </w:tcPr>
+          <w:p>
+            <w:r>
+              <w:t xml:space="preserve">28% (declining)</w:t>
+            </w:r>
+          </w:p>
+        </w:tc>
+      </w:tr>
+      <w:tr>
+        <w:tc>
+          <w:tcPr>
+            <w:tcW w:type="dxa" w:w="3200"/>
+            <w:shd w:fill="F2F2F2" w:val="clear"/>
+          </w:tcPr>
+          <w:p>
+            <w:r>
+              <w:rPr>
+                <w:b/>
+                <w:bCs/>
+              </w:rPr>
+              <w:t xml:space="preserve">Leverage</w:t>
+            </w:r>
+          </w:p>
+        </w:tc>
+        <w:tc>
+          <w:tcPr>
+            <w:tcW w:type="dxa" w:w="5800"/>
+          </w:tcPr>
+          <w:p>
+            <w:r>
+              <w:t xml:space="preserve">Net debt/EBITDA 0x</w:t>
+            </w:r>
+          </w:p>
+        </w:tc>
+      </w:tr>
+      <w:tr>
+        <w:tc>
+          <w:tcPr>
+            <w:tcW w:type="dxa" w:w="3200"/>
+            <w:shd w:fill="F2F2F2" w:val="clear"/>
+          </w:tcPr>
+          <w:p>
+            <w:r>
+              <w:rPr>
+                <w:b/>
+                <w:bCs/>
+              </w:rPr>
+              <w:t xml:space="preserve">FCF conversion</w:t>
+            </w:r>
+          </w:p>
+        </w:tc>
+        <w:tc>
+          <w:tcPr>
+            <w:tcW w:type="dxa" w:w="5800"/>
+          </w:tcPr>
+          <w:p>
+            <w:r>
+              <w:t xml:space="preserve">-37%</w:t>
+            </w:r>
+          </w:p>
+        </w:tc>
+      </w:tr>
+      <w:tr>
+        <w:tc>
+          <w:tcPr>
+            <w:tcW w:type="dxa" w:w="3200"/>
+            <w:shd w:fill="F2F2F2" w:val="clear"/>
+          </w:tcPr>
+          <w:p>
+            <w:r>
+              <w:rPr>
+                <w:b/>
+                <w:bCs/>
+              </w:rPr>
+              <w:t xml:space="preserve">Margin trend</w:t>
+            </w:r>
+          </w:p>
+        </w:tc>
+        <w:tc>
+          <w:tcPr>
+            <w:tcW w:type="dxa" w:w="5800"/>
+          </w:tcPr>
+          <w:p>
+            <w:r>
+              <w:t xml:space="preserve">contracting</w:t>
+            </w:r>
+          </w:p>
+        </w:tc>
+      </w:tr>
+      <w:tr>
+        <w:tc>
+          <w:tcPr>
+            <w:tcW w:type="dxa" w:w="3200"/>
+            <w:shd w:fill="F2F2F2" w:val="clear"/>
+          </w:tcPr>
+          <w:p>
+            <w:r>
+              <w:rPr>
+                <w:b/>
+                <w:bCs/>
+              </w:rPr>
+              <w:t xml:space="preserve">Capex efficiency</w:t>
+            </w:r>
+          </w:p>
+        </w:tc>
+        <w:tc>
+          <w:tcPr>
+            <w:tcW w:type="dxa" w:w="5800"/>
+          </w:tcPr>
+          <w:p>
+            <w:r>
+              <w:t xml:space="preserve">productive</w:t>
+            </w:r>
+          </w:p>
+        </w:tc>
+      </w:tr>
+    </w:tbl>
+    <w:p>
+      <w:pPr>
+        <w:spacing w:after="60" w:before="120"/>
+      </w:pPr>
+      <w:r>
+        <w:rPr>
+          <w:b/>
+          <w:bCs/>
+          <w:sz w:val="20"/>
+          <w:szCs w:val="20"/>
+        </w:rPr>
+        <w:t xml:space="preserve">Track record (Coffee Can persistence check): </w:t>
+      </w:r>
+      <w:r>
+        <w:rPr>
+          <w:sz w:val="20"/>
+          <w:szCs w:val="20"/>
+        </w:rPr>
+        <w:t xml:space="preserve">cleared revenue growth ≥10% AND ROCE ≥15% in 3 of the last 5 years (consistency_score 60)</w:t>
+      </w:r>
+    </w:p>
+    <w:p>
+      <w:pPr>
+        <w:spacing w:after="120"/>
+      </w:pPr>
+      <w:r>
+        <w:rPr>
+          <w:color w:val="666666"/>
+          <w:sz w:val="18"/>
+          <w:szCs w:val="18"/>
+        </w:rPr>
+        <w:t xml:space="preserve">Screener FY21-FY25: rev growth &gt;=10% AND ROCE &gt;=15% both cleared in 3 of 5 (FY21 75%/36%, FY22 59%/33%, FY23 25%/49%); FY24 (7%) and FY25 (9%) missed on growth though ROCE held 28-36%. FY26 ROCE not displayed. ROCE 28-49% every verifiable year.</w:t>
       </w:r>
     </w:p>
     <w:p>
@@ -690,6 +1284,34 @@
           <w:szCs w:val="24"/>
         </w:rPr>
         <w:t xml:space="preserve">neither</w:t>
+      </w:r>
+    </w:p>
+    <w:p>
+      <w:pPr>
+        <w:spacing w:after="120"/>
+      </w:pPr>
+      <w:r>
+        <w:rPr>
+          <w:color w:val="666666"/>
+          <w:sz w:val="20"/>
+          <w:szCs w:val="20"/>
+        </w:rPr>
+        <w:t xml:space="preserve">4-box gate — tailwind: yes · TAM: weak · moat: yes · valuation: no  (score 2.5 / 4)</w:t>
+      </w:r>
+    </w:p>
+    <w:p>
+      <w:pPr>
+        <w:spacing w:after="120"/>
+      </w:pPr>
+      <w:r>
+        <w:rPr>
+          <w:i/>
+          <w:iCs/>
+          <w:color w:val="666666"/>
+          <w:sz w:val="20"/>
+          <w:szCs w:val="20"/>
+        </w:rPr>
+        <w:t xml:space="preserve">value_chain: price-maker in niches via formulation IP/registrations (moat=yes); ~70x multiple at Rs13,000cr scale explicitly rules out 10x (valuation=no).</w:t>
       </w:r>
     </w:p>
     <w:p>

--- a/projects/valuepickr-open-screen/docs/Sudeep Pharma.docx
+++ b/projects/valuepickr-open-screen/docs/Sudeep Pharma.docx
@@ -1392,6 +1392,171 @@
           <w:szCs w:val="18"/>
         </w:rPr>
         <w:t xml:space="preserve">This is independent research and analysis for informational purposes only, not personalized financial or investment advice. Past multi-bagger performance and forum/social sentiment are not indicators of future returns. Do your own due diligence before investing.</w:t>
+      </w:r>
+    </w:p>
+    <w:p/>
+    <w:p>
+      <w:r>
+        <w:rPr>
+          <w:b/>
+          <w:sz w:val="28"/>
+        </w:rPr>
+        <w:t>🔄 RESEARCH UPDATE - 2026-10-05</w:t>
+      </w:r>
+    </w:p>
+    <w:p>
+      <w:r>
+        <w:rPr>
+          <w:b/>
+        </w:rPr>
+        <w:t>📊 Key Metrics:</w:t>
+      </w:r>
+    </w:p>
+    <w:p>
+      <w:pPr>
+        <w:ind w:left="360"/>
+      </w:pPr>
+      <w:r>
+        <w:t xml:space="preserve">  • Company: Sudeep Pharma Ltd</w:t>
+      </w:r>
+    </w:p>
+    <w:p>
+      <w:pPr>
+        <w:ind w:left="360"/>
+      </w:pPr>
+      <w:r>
+        <w:t xml:space="preserve">  • Conviction: Low-Medium</w:t>
+      </w:r>
+    </w:p>
+    <w:p>
+      <w:pPr>
+        <w:ind w:left="360"/>
+      </w:pPr>
+      <w:r>
+        <w:t xml:space="preserve">  • Thesis: neither</w:t>
+      </w:r>
+    </w:p>
+    <w:p>
+      <w:pPr>
+        <w:ind w:left="360"/>
+      </w:pPr>
+      <w:r>
+        <w:t xml:space="preserve">  • 4-Box Score: 2.5</w:t>
+      </w:r>
+    </w:p>
+    <w:p>
+      <w:pPr>
+        <w:ind w:left="360"/>
+      </w:pPr>
+      <w:r>
+        <w:t xml:space="preserve">  • Research Date: 2026-10-03</w:t>
+      </w:r>
+    </w:p>
+    <w:p>
+      <w:pPr>
+        <w:ind w:left="360"/>
+      </w:pPr>
+      <w:r>
+        <w:t xml:space="preserve">  • Red Flag: None</w:t>
+      </w:r>
+    </w:p>
+    <w:p/>
+    <w:p>
+      <w:r>
+        <w:rPr>
+          <w:b/>
+        </w:rPr>
+        <w:t>📝 Verdict:</w:t>
+      </w:r>
+    </w:p>
+    <w:p>
+      <w:pPr>
+        <w:ind w:left="360"/>
+      </w:pPr>
+      <w:r>
+        <w:t>Excellent business, wrong entry math — 'neither' on size and valuation, but a quality name for the max-returns watchlist</w:t>
+      </w:r>
+    </w:p>
+    <w:p/>
+    <w:p>
+      <w:r>
+        <w:rPr>
+          <w:b/>
+        </w:rPr>
+        <w:t>📈 Bull Case:</w:t>
+      </w:r>
+    </w:p>
+    <w:p>
+      <w:pPr>
+        <w:ind w:left="360"/>
+      </w:pPr>
+      <w:r>
+        <w:t>Top-tier quality: ROCE ~35%, ROE ~28%, ~27% net margin, net cash, ~31% growth</w:t>
+      </w:r>
+    </w:p>
+    <w:p>
+      <w:pPr>
+        <w:ind w:left="360"/>
+      </w:pPr>
+      <w:r>
+        <w:t>Niche specialty-excipient moat — regulatory-registered products, sticky pharma/food customers, 100+ SKUs</w:t>
+      </w:r>
+    </w:p>
+    <w:p>
+      <w:pPr>
+        <w:ind w:left="360"/>
+      </w:pPr>
+      <w:r>
+        <w:t>Phosphate chemistry gives a genuine, if unquantified, option on battery-materials / LFP precursors</w:t>
+      </w:r>
+    </w:p>
+    <w:p>
+      <w:pPr>
+        <w:ind w:left="360"/>
+      </w:pPr>
+      <w:r>
+        <w:t>Structural tailwinds in nutraceuticals, fortification and clean-label food ingredients</w:t>
+      </w:r>
+    </w:p>
+    <w:p/>
+    <w:p>
+      <w:r>
+        <w:rPr>
+          <w:b/>
+        </w:rPr>
+        <w:t>📉 Bear Case:</w:t>
+      </w:r>
+    </w:p>
+    <w:p>
+      <w:pPr>
+        <w:ind w:left="360"/>
+      </w:pPr>
+      <w:r>
+        <w:t>~70x earnings / ~19x sales — priced for near-flawless execution; multiple compression is the main risk even if the business does well</w:t>
+      </w:r>
+    </w:p>
+    <w:p>
+      <w:pPr>
+        <w:ind w:left="360"/>
+      </w:pPr>
+      <w:r>
+        <w:t>~Rs 13,000 Cr already — a 10x in 2-3 years (~Rs 1.3 lakh cr) is not on the table</w:t>
+      </w:r>
+    </w:p>
+    <w:p>
+      <w:pPr>
+        <w:ind w:left="360"/>
+      </w:pPr>
+      <w:r>
+        <w:t>Battery-materials optionality is early and unproven — a different capital-intensity and competitive set (Chinese LFP incumbents)</w:t>
+      </w:r>
+    </w:p>
+    <w:p>
+      <w:pPr>
+        <w:ind w:left="360"/>
+      </w:pPr>
+      <w:r>
+        <w:t>Recent listing — limited public history; concentration in a few product families</w:t>
       </w:r>
     </w:p>
     <w:sectPr>
